--- a/AI for Engineers Course/Week 1/Week1_Project.docx
+++ b/AI for Engineers Course/Week 1/Week1_Project.docx
@@ -145,7 +145,7 @@
         <w:pStyle w:val="List Bullet"/>
       </w:pPr>
       <w:r>
-        <w:t xml:space="preserve">Fetch data from at least 3 APIs (CoinGecko, AlphaVantage, OpenWeatherMap)</w:t>
+        <w:t>Fetch data from at least 3 APIs (CoinGecko, AlphaVantage, Binance public API)</w:t>
       </w:r>
     </w:p>
     <w:p>
